--- a/WPA_Submission/docs/03_เครื่องมือวัดและประเมินผลตามสภาพจริง_AI_to_ESP32.docx
+++ b/WPA_Submission/docs/03_เครื่องมือวัดและประเมินผลตามสภาพจริง_AI_to_ESP32.docx
@@ -51,7 +51,7 @@
         <w:pStyle w:val="FirstParagraph"/>
       </w:pPr>
       <w:r>
-        <w:t xml:space="preserve">การประเมินใช้หลักฐานหลายแหล่ง ไม่ตัดสินจากแบบทดสอบเพียงอย่างเดียว</w:t>
+        <w:t xml:space="preserve">ใช้หลักฐานหลายแหล่ง ไม่ตัดสินจากแบบทดสอบหรือ Mentimeter เพียงอย่างเดียว</w:t>
       </w:r>
     </w:p>
     <w:p>
@@ -63,7 +63,19 @@
         <w:pStyle w:val="Compact"/>
       </w:pPr>
       <w:r>
-        <w:t xml:space="preserve">Pre-test 10 ข้อ: วินิจฉัย ไม่คิดคะแนน</w:t>
+        <w:t xml:space="preserve">Pre-test 10 ข้อ: Diagnostic ไม่คิดคะแนน</w:t>
+      </w:r>
+    </w:p>
+    <w:p>
+      <w:pPr>
+        <w:numPr>
+          <w:ilvl w:val="0"/>
+          <w:numId w:val="1001"/>
+        </w:numPr>
+        <w:pStyle w:val="Compact"/>
+      </w:pPr>
+      <w:r>
+        <w:t xml:space="preserve">Mentimeter ท้าย Explore: Formative Assessment / Evidence of Thinking ไม่คิดคะแนนแยก</w:t>
       </w:r>
     </w:p>
     <w:p>
@@ -122,13 +134,350 @@
       </w:r>
     </w:p>
     <w:bookmarkEnd w:id="22"/>
-    <w:bookmarkStart w:id="30" w:name="X453462ef02552b8c55276e3649e438379156259"/>
+    <w:bookmarkStart w:id="23" w:name="Xe2c55ad9b571cb7f9aec46089834b24f16bc86c"/>
     <w:p>
       <w:pPr>
         <w:pStyle w:val="Heading1"/>
       </w:pPr>
       <w:r>
-        <w:t xml:space="preserve">2. Rubric ผลการปฏิบัติจริง 90 คะแนน</w:t>
+        <w:t xml:space="preserve">2. หลักฐานตามช่วงการเรียนรู้</w:t>
+      </w:r>
+    </w:p>
+    <w:tbl>
+      <w:tblPr>
+        <w:tblStyle w:val="Table"/>
+        <w:tblW w:type="auto" w:w="0"/>
+        <w:tblLook w:firstRow="1" w:lastRow="0" w:firstColumn="0" w:lastColumn="0" w:noHBand="0" w:noVBand="0" w:val="0020"/>
+        <w:jc w:val="start"/>
+      </w:tblPr>
+      <w:tblGrid>
+        <w:gridCol w:w="2640"/>
+        <w:gridCol w:w="2640"/>
+        <w:gridCol w:w="2640"/>
+      </w:tblGrid>
+      <w:tr>
+        <w:trPr>
+          <w:tblHeader w:val="true"/>
+        </w:trPr>
+        <w:tc>
+          <w:tcPr/>
+          <w:p>
+            <w:pPr>
+              <w:pStyle w:val="Compact"/>
+              <w:jc w:val="left"/>
+            </w:pPr>
+            <w:r>
+              <w:t xml:space="preserve">ช่วง</w:t>
+            </w:r>
+          </w:p>
+        </w:tc>
+        <w:tc>
+          <w:tcPr/>
+          <w:p>
+            <w:pPr>
+              <w:pStyle w:val="Compact"/>
+              <w:jc w:val="left"/>
+            </w:pPr>
+            <w:r>
+              <w:t xml:space="preserve">หลักฐาน</w:t>
+            </w:r>
+          </w:p>
+        </w:tc>
+        <w:tc>
+          <w:tcPr/>
+          <w:p>
+            <w:pPr>
+              <w:pStyle w:val="Compact"/>
+              <w:jc w:val="left"/>
+            </w:pPr>
+            <w:r>
+              <w:t xml:space="preserve">ใช้เพื่อ</w:t>
+            </w:r>
+          </w:p>
+        </w:tc>
+      </w:tr>
+      <w:tr>
+        <w:tc>
+          <w:tcPr/>
+          <w:p>
+            <w:pPr>
+              <w:pStyle w:val="Compact"/>
+              <w:jc w:val="left"/>
+            </w:pPr>
+            <w:r>
+              <w:t xml:space="preserve">ก่อนเรียน</w:t>
+            </w:r>
+          </w:p>
+        </w:tc>
+        <w:tc>
+          <w:tcPr/>
+          <w:p>
+            <w:pPr>
+              <w:pStyle w:val="Compact"/>
+              <w:jc w:val="left"/>
+            </w:pPr>
+            <w:r>
+              <w:t xml:space="preserve">Pre-test 10 ข้อ</w:t>
+            </w:r>
+          </w:p>
+        </w:tc>
+        <w:tc>
+          <w:tcPr/>
+          <w:p>
+            <w:pPr>
+              <w:pStyle w:val="Compact"/>
+              <w:jc w:val="left"/>
+            </w:pPr>
+            <w:r>
+              <w:t xml:space="preserve">วินิจฉัยความเข้าใจเดิม</w:t>
+            </w:r>
+          </w:p>
+        </w:tc>
+      </w:tr>
+      <w:tr>
+        <w:tc>
+          <w:tcPr/>
+          <w:p>
+            <w:pPr>
+              <w:pStyle w:val="Compact"/>
+              <w:jc w:val="left"/>
+            </w:pPr>
+            <w:r>
+              <w:t xml:space="preserve">Explore</w:t>
+            </w:r>
+          </w:p>
+        </w:tc>
+        <w:tc>
+          <w:tcPr/>
+          <w:p>
+            <w:pPr>
+              <w:pStyle w:val="Compact"/>
+              <w:jc w:val="left"/>
+            </w:pPr>
+            <w:r>
+              <w:t xml:space="preserve">3 Stations + System Flow</w:t>
+            </w:r>
+          </w:p>
+        </w:tc>
+        <w:tc>
+          <w:tcPr/>
+          <w:p>
+            <w:pPr>
+              <w:pStyle w:val="Compact"/>
+              <w:jc w:val="left"/>
+            </w:pPr>
+            <w:r>
+              <w:t xml:space="preserve">เห็นการสำรวจ/ทดสอบจริง</w:t>
+            </w:r>
+          </w:p>
+        </w:tc>
+      </w:tr>
+      <w:tr>
+        <w:tc>
+          <w:tcPr/>
+          <w:p>
+            <w:pPr>
+              <w:pStyle w:val="Compact"/>
+              <w:jc w:val="left"/>
+            </w:pPr>
+            <w:r>
+              <w:t xml:space="preserve">ท้าย Explore</w:t>
+            </w:r>
+          </w:p>
+        </w:tc>
+        <w:tc>
+          <w:tcPr/>
+          <w:p>
+            <w:pPr>
+              <w:pStyle w:val="Compact"/>
+              <w:jc w:val="left"/>
+            </w:pPr>
+            <w:r>
+              <w:t xml:space="preserve">Mentimeter Q1/Q2</w:t>
+            </w:r>
+          </w:p>
+        </w:tc>
+        <w:tc>
+          <w:tcPr/>
+          <w:p>
+            <w:pPr>
+              <w:pStyle w:val="Compact"/>
+              <w:jc w:val="left"/>
+            </w:pPr>
+            <w:r>
+              <w:t xml:space="preserve">ตรวจข้อค้นพบและ misconception แบบ real-time</w:t>
+            </w:r>
+          </w:p>
+        </w:tc>
+      </w:tr>
+      <w:tr>
+        <w:tc>
+          <w:tcPr/>
+          <w:p>
+            <w:pPr>
+              <w:pStyle w:val="Compact"/>
+              <w:jc w:val="left"/>
+            </w:pPr>
+            <w:r>
+              <w:t xml:space="preserve">Explain</w:t>
+            </w:r>
+          </w:p>
+        </w:tc>
+        <w:tc>
+          <w:tcPr/>
+          <w:p>
+            <w:pPr>
+              <w:pStyle w:val="Compact"/>
+              <w:jc w:val="left"/>
+            </w:pPr>
+            <w:r>
+              <w:t xml:space="preserve">การอธิบายจากผล Menti + การสุ่มถาม</w:t>
+            </w:r>
+          </w:p>
+        </w:tc>
+        <w:tc>
+          <w:tcPr/>
+          <w:p>
+            <w:pPr>
+              <w:pStyle w:val="Compact"/>
+              <w:jc w:val="left"/>
+            </w:pPr>
+            <w:r>
+              <w:t xml:space="preserve">ตรวจเหตุผล/ความเข้าใจ</w:t>
+            </w:r>
+          </w:p>
+        </w:tc>
+      </w:tr>
+      <w:tr>
+        <w:tc>
+          <w:tcPr/>
+          <w:p>
+            <w:pPr>
+              <w:pStyle w:val="Compact"/>
+              <w:jc w:val="left"/>
+            </w:pPr>
+            <w:r>
+              <w:t xml:space="preserve">Elaborate</w:t>
+            </w:r>
+          </w:p>
+        </w:tc>
+        <w:tc>
+          <w:tcPr/>
+          <w:p>
+            <w:pPr>
+              <w:pStyle w:val="Compact"/>
+              <w:jc w:val="left"/>
+            </w:pPr>
+            <w:r>
+              <w:t xml:space="preserve">Challenge Before/After Feedback</w:t>
+            </w:r>
+          </w:p>
+        </w:tc>
+        <w:tc>
+          <w:tcPr/>
+          <w:p>
+            <w:pPr>
+              <w:pStyle w:val="Compact"/>
+              <w:jc w:val="left"/>
+            </w:pPr>
+            <w:r>
+              <w:t xml:space="preserve">เห็นพัฒนาการกระบวนการคิด</w:t>
+            </w:r>
+          </w:p>
+        </w:tc>
+      </w:tr>
+      <w:tr>
+        <w:tc>
+          <w:tcPr/>
+          <w:p>
+            <w:pPr>
+              <w:pStyle w:val="Compact"/>
+              <w:jc w:val="left"/>
+            </w:pPr>
+            <w:r>
+              <w:t xml:space="preserve">Application</w:t>
+            </w:r>
+          </w:p>
+        </w:tc>
+        <w:tc>
+          <w:tcPr/>
+          <w:p>
+            <w:pPr>
+              <w:pStyle w:val="Compact"/>
+              <w:jc w:val="left"/>
+            </w:pPr>
+            <w:r>
+              <w:t xml:space="preserve">Application Design Card</w:t>
+            </w:r>
+          </w:p>
+        </w:tc>
+        <w:tc>
+          <w:tcPr/>
+          <w:p>
+            <w:pPr>
+              <w:pStyle w:val="Compact"/>
+              <w:jc w:val="left"/>
+            </w:pPr>
+            <w:r>
+              <w:t xml:space="preserve">เชื่อมชีวิตจริง</w:t>
+            </w:r>
+          </w:p>
+        </w:tc>
+      </w:tr>
+      <w:tr>
+        <w:tc>
+          <w:tcPr/>
+          <w:p>
+            <w:pPr>
+              <w:pStyle w:val="Compact"/>
+              <w:jc w:val="left"/>
+            </w:pPr>
+            <w:r>
+              <w:t xml:space="preserve">Evaluate</w:t>
+            </w:r>
+          </w:p>
+        </w:tc>
+        <w:tc>
+          <w:tcPr/>
+          <w:p>
+            <w:pPr>
+              <w:pStyle w:val="Compact"/>
+              <w:jc w:val="left"/>
+            </w:pPr>
+            <w:r>
+              <w:t xml:space="preserve">Post-test + Performance Evidence</w:t>
+            </w:r>
+          </w:p>
+        </w:tc>
+        <w:tc>
+          <w:tcPr/>
+          <w:p>
+            <w:pPr>
+              <w:pStyle w:val="Compact"/>
+              <w:jc w:val="left"/>
+            </w:pPr>
+            <w:r>
+              <w:t xml:space="preserve">สรุปผลการเรียนรู้</w:t>
+            </w:r>
+          </w:p>
+        </w:tc>
+      </w:tr>
+    </w:tbl>
+    <w:p>
+      <w:r>
+        <w:pict>
+          <v:rect style="width:0;height:1.5pt" o:hralign="center" o:hrstd="t" o:hr="t"/>
+        </w:pict>
+      </w:r>
+    </w:p>
+    <w:bookmarkEnd w:id="23"/>
+    <w:bookmarkStart w:id="31" w:name="X1958dd631b6464d019847cafac6165c1d26d96a"/>
+    <w:p>
+      <w:pPr>
+        <w:pStyle w:val="Heading1"/>
+      </w:pPr>
+      <w:r>
+        <w:t xml:space="preserve">3. Rubric ผลการปฏิบัติจริง 90 คะแนน</w:t>
       </w:r>
     </w:p>
     <w:tbl>
@@ -389,27 +738,20 @@
       </w:tr>
     </w:tbl>
     <w:p>
-      <w:r>
-        <w:pict>
-          <v:rect style="width:0;height:1.5pt" o:hralign="center" o:hrstd="t" o:hr="t"/>
-        </w:pict>
-      </w:r>
-    </w:p>
-    <w:bookmarkStart w:id="23" w:name="X5d50922ae819e09744b3e7e06a9483b14125959"/>
+      <w:pPr>
+        <w:pStyle w:val="BlockText"/>
+      </w:pPr>
+      <w:r>
+        <w:t xml:space="preserve">Mentimeter ไม่เพิ่ม/ลดคะแนน 90 คะแนนโดยตรง แต่ใช้เป็นหลักฐานประกอบ Integration, Data Flow, Collaborative Learning และการให้ Feedback ของครู</w:t>
+      </w:r>
+    </w:p>
+    <w:bookmarkStart w:id="24" w:name="X2f5502892bb60eb2c1cb1a4d4b49e11516df9cf"/>
     <w:p>
       <w:pPr>
         <w:pStyle w:val="Heading2"/>
       </w:pPr>
       <w:r>
-        <w:t xml:space="preserve">2.1 AI / Browser Station — 10 คะแนน</w:t>
-      </w:r>
-    </w:p>
-    <w:p>
-      <w:pPr>
-        <w:pStyle w:val="FirstParagraph"/>
-      </w:pPr>
-      <w:r>
-        <w:t xml:space="preserve">ระดับดีขึ้นไปควร</w:t>
+        <w:t xml:space="preserve">3.1 AI / Browser Station — 10</w:t>
       </w:r>
     </w:p>
     <w:p>
@@ -421,7 +763,7 @@
         <w:pStyle w:val="Compact"/>
       </w:pPr>
       <w:r>
-        <w:t xml:space="preserve">ระบุว่า Browser เป็นผู้ประมวลผลโมเดล AI ในต้นแบบนี้</w:t>
+        <w:t xml:space="preserve">ระบุ Browser เป็นผู้ประมวลผล AI ในต้นแบบ</w:t>
       </w:r>
     </w:p>
     <w:p>
@@ -433,7 +775,7 @@
         <w:pStyle w:val="Compact"/>
       </w:pPr>
       <w:r>
-        <w:t xml:space="preserve">อ่านผล Prediction ได้</w:t>
+        <w:t xml:space="preserve">อ่าน Prediction/Confidence</w:t>
       </w:r>
     </w:p>
     <w:p>
@@ -445,37 +787,17 @@
         <w:pStyle w:val="Compact"/>
       </w:pPr>
       <w:r>
-        <w:t xml:space="preserve">อธิบายปัจจัยที่ทำให้ Prediction ไม่เสถียร</w:t>
-      </w:r>
-    </w:p>
-    <w:p>
-      <w:pPr>
-        <w:numPr>
-          <w:ilvl w:val="0"/>
-          <w:numId w:val="1002"/>
-        </w:numPr>
-        <w:pStyle w:val="Compact"/>
-      </w:pPr>
-      <w:r>
-        <w:t xml:space="preserve">เสนอวิธีปรับข้อมูลฝึก/Threshold/Stable Frames ได้</w:t>
-      </w:r>
-    </w:p>
-    <w:bookmarkEnd w:id="23"/>
-    <w:bookmarkStart w:id="24" w:name="X5ba5cdac5e4b9b18573ac9ea47a58de7e172d79"/>
+        <w:t xml:space="preserve">อธิบายความไม่เสถียรและแนวทางปรับปรุง</w:t>
+      </w:r>
+    </w:p>
+    <w:bookmarkEnd w:id="24"/>
+    <w:bookmarkStart w:id="25" w:name="Xfab2a1a77c36d7523fadbcc5baad5d18ba37fcb"/>
     <w:p>
       <w:pPr>
         <w:pStyle w:val="Heading2"/>
       </w:pPr>
       <w:r>
-        <w:t xml:space="preserve">2.2 ESP32 / Output Station — 10 คะแนน</w:t>
-      </w:r>
-    </w:p>
-    <w:p>
-      <w:pPr>
-        <w:pStyle w:val="FirstParagraph"/>
-      </w:pPr>
-      <w:r>
-        <w:t xml:space="preserve">ระดับดีขึ้นไปควร</w:t>
+        <w:t xml:space="preserve">3.2 ESP32 / Output Station — 10</w:t>
       </w:r>
     </w:p>
     <w:p>
@@ -535,25 +857,17 @@
         <w:pStyle w:val="Compact"/>
       </w:pPr>
       <w:r>
-        <w:t xml:space="preserve">ใช้ผลการทดสอบตัดสาเหตุที่ไม่เกี่ยวข้องออกได้</w:t>
-      </w:r>
-    </w:p>
-    <w:bookmarkEnd w:id="24"/>
-    <w:bookmarkStart w:id="25" w:name="X4fb9cd34bd82ca4c034d8c2f39ff6939dd53605"/>
+        <w:t xml:space="preserve">ใช้ผลทดสอบตัดสาเหตุที่ไม่เกี่ยวข้อง</w:t>
+      </w:r>
+    </w:p>
+    <w:bookmarkEnd w:id="25"/>
+    <w:bookmarkStart w:id="26" w:name="X99f5131e83137bdf00f346ffc12e2d3cb6168e5"/>
     <w:p>
       <w:pPr>
         <w:pStyle w:val="Heading2"/>
       </w:pPr>
       <w:r>
-        <w:t xml:space="preserve">2.3 Integration &amp; Data Flow — 20 คะแนน</w:t>
-      </w:r>
-    </w:p>
-    <w:p>
-      <w:pPr>
-        <w:pStyle w:val="FirstParagraph"/>
-      </w:pPr>
-      <w:r>
-        <w:t xml:space="preserve">พิจารณา</w:t>
+        <w:t xml:space="preserve">3.3 Integration &amp; Data Flow — 20</w:t>
       </w:r>
     </w:p>
     <w:p>
@@ -577,7 +891,7 @@
         <w:pStyle w:val="Compact"/>
       </w:pPr>
       <w:r>
-        <w:t xml:space="preserve">เชื่อม Browser → HTTP → ESP32 ถูกต้อง</w:t>
+        <w:t xml:space="preserve">เชื่อม Browser → HTTP → ESP32</w:t>
       </w:r>
     </w:p>
     <w:p>
@@ -589,7 +903,7 @@
         <w:pStyle w:val="Compact"/>
       </w:pPr>
       <w:r>
-        <w:t xml:space="preserve">ระบุจุดเชื่อม software/hardware</w:t>
+        <w:t xml:space="preserve">ระบุจุดเชื่อม Software/Hardware</w:t>
       </w:r>
     </w:p>
     <w:p>
@@ -601,25 +915,29 @@
         <w:pStyle w:val="Compact"/>
       </w:pPr>
       <w:r>
-        <w:t xml:space="preserve">ทดสอบ End-to-End ได้</w:t>
-      </w:r>
-    </w:p>
-    <w:bookmarkEnd w:id="25"/>
-    <w:bookmarkStart w:id="26" w:name="Xb2f2041310e8e903ddbd532683bc75e7cee563f"/>
+        <w:t xml:space="preserve">ทดสอบ End-to-End</w:t>
+      </w:r>
+    </w:p>
+    <w:p>
+      <w:pPr>
+        <w:numPr>
+          <w:ilvl w:val="0"/>
+          <w:numId w:val="1004"/>
+        </w:numPr>
+        <w:pStyle w:val="Compact"/>
+      </w:pPr>
+      <w:r>
+        <w:t xml:space="preserve">ใช้ผล Mentimeter อธิบายจุดเสี่ยงของระบบด้วยหลักฐานได้</w:t>
+      </w:r>
+    </w:p>
+    <w:bookmarkEnd w:id="26"/>
+    <w:bookmarkStart w:id="27" w:name="X247a75917ce511ddb594a072281439bcf97e30e"/>
     <w:p>
       <w:pPr>
         <w:pStyle w:val="Heading2"/>
       </w:pPr>
       <w:r>
-        <w:t xml:space="preserve">2.4 System Flow + IPO — 15 คะแนน</w:t>
-      </w:r>
-    </w:p>
-    <w:p>
-      <w:pPr>
-        <w:pStyle w:val="FirstParagraph"/>
-      </w:pPr>
-      <w:r>
-        <w:t xml:space="preserve">พิจารณา</w:t>
+        <w:t xml:space="preserve">3.4 System Flow + IPO — 15</w:t>
       </w:r>
     </w:p>
     <w:p>
@@ -631,7 +949,7 @@
         <w:pStyle w:val="Compact"/>
       </w:pPr>
       <w:r>
-        <w:t xml:space="preserve">Input ถูกต้อง</w:t>
+        <w:t xml:space="preserve">Input, Process, Output ถูกต้อง</w:t>
       </w:r>
     </w:p>
     <w:p>
@@ -643,49 +961,17 @@
         <w:pStyle w:val="Compact"/>
       </w:pPr>
       <w:r>
-        <w:t xml:space="preserve">Process ถูกต้อง</w:t>
-      </w:r>
-    </w:p>
-    <w:p>
-      <w:pPr>
-        <w:numPr>
-          <w:ilvl w:val="0"/>
-          <w:numId w:val="1005"/>
-        </w:numPr>
-        <w:pStyle w:val="Compact"/>
-      </w:pPr>
-      <w:r>
-        <w:t xml:space="preserve">Output ถูกต้อง</w:t>
-      </w:r>
-    </w:p>
-    <w:p>
-      <w:pPr>
-        <w:numPr>
-          <w:ilvl w:val="0"/>
-          <w:numId w:val="1005"/>
-        </w:numPr>
-        <w:pStyle w:val="Compact"/>
-      </w:pPr>
-      <w:r>
-        <w:t xml:space="preserve">แผนภาพอ่านได้และมีเหตุผล</w:t>
-      </w:r>
-    </w:p>
-    <w:bookmarkEnd w:id="26"/>
-    <w:bookmarkStart w:id="27" w:name="X0ab012d02a03d688723e946f8779c23b3026b1f"/>
+        <w:t xml:space="preserve">Flow อ่านได้และสมเหตุผล</w:t>
+      </w:r>
+    </w:p>
+    <w:bookmarkEnd w:id="27"/>
+    <w:bookmarkStart w:id="28" w:name="X9bd2104a5935b5d0881a9bbd2a8914d5d7b64f7"/>
     <w:p>
       <w:pPr>
         <w:pStyle w:val="Heading2"/>
       </w:pPr>
       <w:r>
-        <w:t xml:space="preserve">2.5 Challenge Debugging — 20 คะแนน</w:t>
-      </w:r>
-    </w:p>
-    <w:p>
-      <w:pPr>
-        <w:pStyle w:val="FirstParagraph"/>
-      </w:pPr>
-      <w:r>
-        <w:t xml:space="preserve">พิจารณา</w:t>
+        <w:t xml:space="preserve">3.5 Challenge Debugging — 20</w:t>
       </w:r>
     </w:p>
     <w:p>
@@ -697,7 +983,7 @@
         <w:pStyle w:val="Compact"/>
       </w:pPr>
       <w:r>
-        <w:t xml:space="preserve">ระบุอาการ</w:t>
+        <w:t xml:space="preserve">อาการ → สมมติฐาน → หลักฐาน → การทดสอบ → ตีความ → วิธีแก้</w:t>
       </w:r>
     </w:p>
     <w:p>
@@ -709,85 +995,17 @@
         <w:pStyle w:val="Compact"/>
       </w:pPr>
       <w:r>
-        <w:t xml:space="preserve">ตั้งสมมติฐาน</w:t>
-      </w:r>
-    </w:p>
-    <w:p>
-      <w:pPr>
-        <w:numPr>
-          <w:ilvl w:val="0"/>
-          <w:numId w:val="1006"/>
-        </w:numPr>
-        <w:pStyle w:val="Compact"/>
-      </w:pPr>
-      <w:r>
-        <w:t xml:space="preserve">เลือกหลักฐาน</w:t>
-      </w:r>
-    </w:p>
-    <w:p>
-      <w:pPr>
-        <w:numPr>
-          <w:ilvl w:val="0"/>
-          <w:numId w:val="1006"/>
-        </w:numPr>
-        <w:pStyle w:val="Compact"/>
-      </w:pPr>
-      <w:r>
-        <w:t xml:space="preserve">วางลำดับการทดสอบ</w:t>
-      </w:r>
-    </w:p>
-    <w:p>
-      <w:pPr>
-        <w:numPr>
-          <w:ilvl w:val="0"/>
-          <w:numId w:val="1006"/>
-        </w:numPr>
-        <w:pStyle w:val="Compact"/>
-      </w:pPr>
-      <w:r>
-        <w:t xml:space="preserve">ตีความผล</w:t>
-      </w:r>
-    </w:p>
-    <w:p>
-      <w:pPr>
-        <w:numPr>
-          <w:ilvl w:val="0"/>
-          <w:numId w:val="1006"/>
-        </w:numPr>
-        <w:pStyle w:val="Compact"/>
-      </w:pPr>
-      <w:r>
-        <w:t xml:space="preserve">เสนอวิธีแก้</w:t>
-      </w:r>
-    </w:p>
-    <w:p>
-      <w:pPr>
-        <w:numPr>
-          <w:ilvl w:val="0"/>
-          <w:numId w:val="1006"/>
-        </w:numPr>
-        <w:pStyle w:val="Compact"/>
-      </w:pPr>
-      <w:r>
-        <w:t xml:space="preserve">ปรับคำตอบหลัง Feedback</w:t>
-      </w:r>
-    </w:p>
-    <w:bookmarkEnd w:id="27"/>
-    <w:bookmarkStart w:id="28" w:name="X7b20658365a2a17721490d498a6ae5630b45abd"/>
+        <w:t xml:space="preserve">มี Before / Feedback / After</w:t>
+      </w:r>
+    </w:p>
+    <w:bookmarkEnd w:id="28"/>
+    <w:bookmarkStart w:id="29" w:name="X65d113d3434f015728c8daf33dbc5ce40955b50"/>
     <w:p>
       <w:pPr>
         <w:pStyle w:val="Heading2"/>
       </w:pPr>
       <w:r>
-        <w:t xml:space="preserve">2.6 Application to Real Life — 10 คะแนน</w:t>
-      </w:r>
-    </w:p>
-    <w:p>
-      <w:pPr>
-        <w:pStyle w:val="FirstParagraph"/>
-      </w:pPr>
-      <w:r>
-        <w:t xml:space="preserve">พิจารณา</w:t>
+        <w:t xml:space="preserve">3.6 Application to Real Life — 10</w:t>
       </w:r>
     </w:p>
     <w:p>
@@ -799,7 +1017,7 @@
         <w:pStyle w:val="Compact"/>
       </w:pPr>
       <w:r>
-        <w:t xml:space="preserve">ปัญหาชีวิตจริงชัดเจน</w:t>
+        <w:t xml:space="preserve">ปัญหา/ผู้ใช้ชัด</w:t>
       </w:r>
     </w:p>
     <w:p>
@@ -811,7 +1029,7 @@
         <w:pStyle w:val="Compact"/>
       </w:pPr>
       <w:r>
-        <w:t xml:space="preserve">ผู้ใช้งานชัดเจน</w:t>
+        <w:t xml:space="preserve">IPO สมเหตุผล</w:t>
       </w:r>
     </w:p>
     <w:p>
@@ -823,7 +1041,7 @@
         <w:pStyle w:val="Compact"/>
       </w:pPr>
       <w:r>
-        <w:t xml:space="preserve">IPO สมเหตุผล</w:t>
+        <w:t xml:space="preserve">ระบุสิ่งที่ต้องปรับ</w:t>
       </w:r>
     </w:p>
     <w:p>
@@ -835,49 +1053,17 @@
         <w:pStyle w:val="Compact"/>
       </w:pPr>
       <w:r>
-        <w:t xml:space="preserve">ระบุสิ่งที่ต้องปรับจากต้นแบบ</w:t>
-      </w:r>
-    </w:p>
-    <w:p>
-      <w:pPr>
-        <w:numPr>
-          <w:ilvl w:val="0"/>
-          <w:numId w:val="1007"/>
-        </w:numPr>
-        <w:pStyle w:val="Compact"/>
-      </w:pPr>
-      <w:r>
-        <w:t xml:space="preserve">มีวิธีทดสอบผล</w:t>
-      </w:r>
-    </w:p>
-    <w:p>
-      <w:pPr>
-        <w:numPr>
-          <w:ilvl w:val="0"/>
-          <w:numId w:val="1007"/>
-        </w:numPr>
-        <w:pStyle w:val="Compact"/>
-      </w:pPr>
-      <w:r>
-        <w:t xml:space="preserve">คำนึงถึงความปลอดภัย/ความเหมาะสม</w:t>
-      </w:r>
-    </w:p>
-    <w:bookmarkEnd w:id="28"/>
-    <w:bookmarkStart w:id="29" w:name="X5f737000227d3b8c63c1bdad9e96bffeda3e644"/>
+        <w:t xml:space="preserve">มีวิธีทดสอบและคำนึงความปลอดภัย</w:t>
+      </w:r>
+    </w:p>
+    <w:bookmarkEnd w:id="29"/>
+    <w:bookmarkStart w:id="30" w:name="X75bc9251401d108ef43a9ab2547bc8bbc1ebb25"/>
     <w:p>
       <w:pPr>
         <w:pStyle w:val="Heading2"/>
       </w:pPr>
       <w:r>
-        <w:t xml:space="preserve">2.7 Collaborative Learning — 5 คะแนน</w:t>
-      </w:r>
-    </w:p>
-    <w:p>
-      <w:pPr>
-        <w:pStyle w:val="FirstParagraph"/>
-      </w:pPr>
-      <w:r>
-        <w:t xml:space="preserve">พิจารณา</w:t>
+        <w:t xml:space="preserve">3.7 Collaborative Learning — 5</w:t>
       </w:r>
     </w:p>
     <w:p>
@@ -901,7 +1087,7 @@
         <w:pStyle w:val="Compact"/>
       </w:pPr>
       <w:r>
-        <w:t xml:space="preserve">แลกเปลี่ยนข้อมูล</w:t>
+        <w:t xml:space="preserve">แลกเปลี่ยน/รับฟัง</w:t>
       </w:r>
     </w:p>
     <w:p>
@@ -913,7 +1099,7 @@
         <w:pStyle w:val="Compact"/>
       </w:pPr>
       <w:r>
-        <w:t xml:space="preserve">รับฟัง</w:t>
+        <w:t xml:space="preserve">ใช้หลักฐานร่วมตัดสินใจ</w:t>
       </w:r>
     </w:p>
     <w:p>
@@ -925,19 +1111,7 @@
         <w:pStyle w:val="Compact"/>
       </w:pPr>
       <w:r>
-        <w:t xml:space="preserve">สนับสนุนสมาชิก</w:t>
-      </w:r>
-    </w:p>
-    <w:p>
-      <w:pPr>
-        <w:numPr>
-          <w:ilvl w:val="0"/>
-          <w:numId w:val="1008"/>
-        </w:numPr>
-        <w:pStyle w:val="Compact"/>
-      </w:pPr>
-      <w:r>
-        <w:t xml:space="preserve">ใช้หลักฐานร่วมกันตัดสินใจ</w:t>
+        <w:t xml:space="preserve">ตอบ Mentimeter ในนามกลุ่มหลังหารือ ไม่ใช่ความเห็นคนเดียว</w:t>
       </w:r>
     </w:p>
     <w:p>
@@ -947,15 +1121,188 @@
         </w:pict>
       </w:r>
     </w:p>
-    <w:bookmarkEnd w:id="29"/>
     <w:bookmarkEnd w:id="30"/>
-    <w:bookmarkStart w:id="31" w:name="X9db9b359ce97c7b01235717912ae4dfff75721e"/>
+    <w:bookmarkEnd w:id="31"/>
+    <w:bookmarkStart w:id="32" w:name="X1a72de1052bed7aae1c4aa6ed15ea34084a8811"/>
     <w:p>
       <w:pPr>
         <w:pStyle w:val="Heading1"/>
       </w:pPr>
       <w:r>
-        <w:t xml:space="preserve">3. Rubric 4 ระดับสำหรับหลักฐานสำคัญ</w:t>
+        <w:t xml:space="preserve">4. การใช้ Mentimeter เป็น Formative Assessment</w:t>
+      </w:r>
+    </w:p>
+    <w:p>
+      <w:pPr>
+        <w:pStyle w:val="FirstParagraph"/>
+      </w:pPr>
+      <w:r>
+        <w:t xml:space="preserve">คำถามหลัก:</w:t>
+      </w:r>
+    </w:p>
+    <w:p>
+      <w:pPr>
+        <w:numPr>
+          <w:ilvl w:val="0"/>
+          <w:numId w:val="1009"/>
+        </w:numPr>
+        <w:pStyle w:val="Compact"/>
+      </w:pPr>
+      <w:r>
+        <w:t xml:space="preserve">Open-ended — จุดเสี่ยง/ปัญหา/ข้อค้นพบ + หลักฐาน</w:t>
+      </w:r>
+    </w:p>
+    <w:p>
+      <w:pPr>
+        <w:numPr>
+          <w:ilvl w:val="0"/>
+          <w:numId w:val="1009"/>
+        </w:numPr>
+        <w:pStyle w:val="Compact"/>
+      </w:pPr>
+      <w:r>
+        <w:t xml:space="preserve">Multiple Choice — ถ้า AI ตรวจพบ Hand ถูกต้อง แต่ LED ไม่ติด ควรตรวจส่วนใดก่อน</w:t>
+      </w:r>
+    </w:p>
+    <w:p>
+      <w:pPr>
+        <w:pStyle w:val="FirstParagraph"/>
+      </w:pPr>
+      <w:r>
+        <w:t xml:space="preserve">ครูควร:</w:t>
+      </w:r>
+    </w:p>
+    <w:p>
+      <w:pPr>
+        <w:numPr>
+          <w:ilvl w:val="0"/>
+          <w:numId w:val="1010"/>
+        </w:numPr>
+        <w:pStyle w:val="Compact"/>
+      </w:pPr>
+      <w:r>
+        <w:t xml:space="preserve">เลือกคำตอบ 2–3 ตัวอย่างจากผลจริง</w:t>
+      </w:r>
+    </w:p>
+    <w:p>
+      <w:pPr>
+        <w:numPr>
+          <w:ilvl w:val="0"/>
+          <w:numId w:val="1010"/>
+        </w:numPr>
+        <w:pStyle w:val="Compact"/>
+      </w:pPr>
+      <w:r>
+        <w:t xml:space="preserve">ใช้ทั้งคำตอบถูกและ misconception</w:t>
+      </w:r>
+    </w:p>
+    <w:p>
+      <w:pPr>
+        <w:numPr>
+          <w:ilvl w:val="0"/>
+          <w:numId w:val="1010"/>
+        </w:numPr>
+        <w:pStyle w:val="Compact"/>
+      </w:pPr>
+      <w:r>
+        <w:t xml:space="preserve">ถามต่อว่า “หลักฐานนี้ตัดสาเหตุใดออกได้บ้าง?”</w:t>
+      </w:r>
+    </w:p>
+    <w:p>
+      <w:pPr>
+        <w:numPr>
+          <w:ilvl w:val="0"/>
+          <w:numId w:val="1010"/>
+        </w:numPr>
+        <w:pStyle w:val="Compact"/>
+      </w:pPr>
+      <w:r>
+        <w:t xml:space="preserve">เชื่อมเข้าสู่ Data Flow / IPO / Debugging ใน Explain</w:t>
+      </w:r>
+    </w:p>
+    <w:p>
+      <w:pPr>
+        <w:pStyle w:val="FirstParagraph"/>
+      </w:pPr>
+      <w:r>
+        <w:t xml:space="preserve">หลักฐานที่เก็บ:</w:t>
+      </w:r>
+    </w:p>
+    <w:p>
+      <w:pPr>
+        <w:numPr>
+          <w:ilvl w:val="0"/>
+          <w:numId w:val="1011"/>
+        </w:numPr>
+        <w:pStyle w:val="Compact"/>
+      </w:pPr>
+      <w:r>
+        <w:t xml:space="preserve">Screenshot Q1</w:t>
+      </w:r>
+    </w:p>
+    <w:p>
+      <w:pPr>
+        <w:numPr>
+          <w:ilvl w:val="0"/>
+          <w:numId w:val="1011"/>
+        </w:numPr>
+        <w:pStyle w:val="Compact"/>
+      </w:pPr>
+      <w:r>
+        <w:t xml:space="preserve">Screenshot Q2</w:t>
+      </w:r>
+    </w:p>
+    <w:p>
+      <w:pPr>
+        <w:numPr>
+          <w:ilvl w:val="0"/>
+          <w:numId w:val="1011"/>
+        </w:numPr>
+        <w:pStyle w:val="Compact"/>
+      </w:pPr>
+      <w:r>
+        <w:t xml:space="preserve">คลิปการอภิปรายจากผล Menti</w:t>
+      </w:r>
+    </w:p>
+    <w:p>
+      <w:pPr>
+        <w:numPr>
+          <w:ilvl w:val="0"/>
+          <w:numId w:val="1011"/>
+        </w:numPr>
+        <w:pStyle w:val="Compact"/>
+      </w:pPr>
+      <w:r>
+        <w:t xml:space="preserve">ใบงานกลุ่มที่สอดคล้องกับคำตอบ</w:t>
+      </w:r>
+    </w:p>
+    <w:p>
+      <w:pPr>
+        <w:pStyle w:val="FirstParagraph"/>
+      </w:pPr>
+      <w:r>
+        <w:rPr>
+          <w:bCs/>
+          <w:b/>
+        </w:rPr>
+        <w:t xml:space="preserve">ห้ามใช้จำนวนคำตอบถูกจาก Mentimeter เป็นผลสัมฤทธิ์หลักโดยลำพัง</w:t>
+      </w:r>
+    </w:p>
+    <w:p>
+      <w:r>
+        <w:pict>
+          <v:rect style="width:0;height:1.5pt" o:hralign="center" o:hrstd="t" o:hr="t"/>
+        </w:pict>
+      </w:r>
+    </w:p>
+    <w:bookmarkEnd w:id="32"/>
+    <w:bookmarkStart w:id="33" w:name="Xbd2e15081ade0bd2d24a4d9af18addd69f74244"/>
+    <w:p>
+      <w:pPr>
+        <w:pStyle w:val="Heading1"/>
+      </w:pPr>
+      <w:r>
+        <w:t xml:space="preserve">5. Rubric 4 ระดับ</w:t>
       </w:r>
     </w:p>
     <w:tbl>
@@ -1019,7 +1366,7 @@
               <w:jc w:val="left"/>
             </w:pPr>
             <w:r>
-              <w:t xml:space="preserve">วิเคราะห์เชื่อมโยงครบ ใช้หลักฐานชัด ทดสอบเป็นขั้นตอน และอธิบายการประยุกต์ได้</w:t>
+              <w:t xml:space="preserve">เชื่อมโยงครบ ใช้หลักฐานชัด ทดสอบเป็นขั้นตอน อธิบายและประยุกต์ได้</w:t>
             </w:r>
           </w:p>
         </w:tc>
@@ -1071,7 +1418,7 @@
               <w:jc w:val="left"/>
             </w:pPr>
             <w:r>
-              <w:t xml:space="preserve">เข้าใจบางส่วน แต่ยังทดสอบแบบไม่เป็นระบบหรืออธิบายเหตุผลไม่ครบ</w:t>
+              <w:t xml:space="preserve">เข้าใจบางส่วน ยังทดสอบไม่เป็นระบบหรือเหตุผลไม่ครบ</w:t>
             </w:r>
           </w:p>
         </w:tc>
@@ -1097,7 +1444,7 @@
               <w:jc w:val="left"/>
             </w:pPr>
             <w:r>
-              <w:t xml:space="preserve">เชื่อมโยงระบบไม่ได้ แก้แบบสุ่ม หรือไม่สามารถอธิบายหลักฐานได้</w:t>
+              <w:t xml:space="preserve">เชื่อมโยงระบบไม่ได้ แก้แบบสุ่ม หรืออธิบายหลักฐานไม่ได้</w:t>
             </w:r>
           </w:p>
         </w:tc>
@@ -1108,7 +1455,7 @@
         <w:pStyle w:val="BodyText"/>
       </w:pPr>
       <w:r>
-        <w:t xml:space="preserve">เกณฑ์ผ่านด้านคุณภาพ: ระดับ 3 ขึ้นไป</w:t>
+        <w:t xml:space="preserve">เกณฑ์คุณภาพ: ระดับ 3 ขึ้นไป</w:t>
       </w:r>
     </w:p>
     <w:p>
@@ -1118,14 +1465,14 @@
         </w:pict>
       </w:r>
     </w:p>
-    <w:bookmarkEnd w:id="31"/>
-    <w:bookmarkStart w:id="32" w:name="Xd97779fe6b8f604a96b165003598f09f0658617"/>
+    <w:bookmarkEnd w:id="33"/>
+    <w:bookmarkStart w:id="34" w:name="X09efa6f8bacbd8d63c48215d47800cd4d4dd834"/>
     <w:p>
       <w:pPr>
         <w:pStyle w:val="Heading1"/>
       </w:pPr>
       <w:r>
-        <w:t xml:space="preserve">4. แบบประเมินสมรรถนะ</w:t>
+        <w:t xml:space="preserve">6. Pre/Post และพัฒนาการ</w:t>
       </w:r>
     </w:p>
     <w:p>
@@ -1133,479 +1480,7 @@
         <w:pStyle w:val="FirstParagraph"/>
       </w:pPr>
       <w:r>
-        <w:t xml:space="preserve">ประเมินระดับ 1–4</w:t>
-      </w:r>
-    </w:p>
-    <w:p>
-      <w:pPr>
-        <w:numPr>
-          <w:ilvl w:val="0"/>
-          <w:numId w:val="1009"/>
-        </w:numPr>
-        <w:pStyle w:val="Compact"/>
-      </w:pPr>
-      <w:r>
-        <w:t xml:space="preserve">การสื่อสาร</w:t>
-      </w:r>
-    </w:p>
-    <w:p>
-      <w:pPr>
-        <w:numPr>
-          <w:ilvl w:val="0"/>
-          <w:numId w:val="1009"/>
-        </w:numPr>
-        <w:pStyle w:val="Compact"/>
-      </w:pPr>
-      <w:r>
-        <w:t xml:space="preserve">การคิด</w:t>
-      </w:r>
-    </w:p>
-    <w:p>
-      <w:pPr>
-        <w:numPr>
-          <w:ilvl w:val="0"/>
-          <w:numId w:val="1009"/>
-        </w:numPr>
-        <w:pStyle w:val="Compact"/>
-      </w:pPr>
-      <w:r>
-        <w:t xml:space="preserve">การแก้ปัญหา</w:t>
-      </w:r>
-    </w:p>
-    <w:p>
-      <w:pPr>
-        <w:numPr>
-          <w:ilvl w:val="0"/>
-          <w:numId w:val="1009"/>
-        </w:numPr>
-        <w:pStyle w:val="Compact"/>
-      </w:pPr>
-      <w:r>
-        <w:t xml:space="preserve">ทักษะชีวิต</w:t>
-      </w:r>
-    </w:p>
-    <w:p>
-      <w:pPr>
-        <w:numPr>
-          <w:ilvl w:val="0"/>
-          <w:numId w:val="1009"/>
-        </w:numPr>
-        <w:pStyle w:val="Compact"/>
-      </w:pPr>
-      <w:r>
-        <w:t xml:space="preserve">การใช้เทคโนโลยี</w:t>
-      </w:r>
-    </w:p>
-    <w:p>
-      <w:pPr>
-        <w:pStyle w:val="FirstParagraph"/>
-      </w:pPr>
-      <w:r>
-        <w:t xml:space="preserve">หลักฐาน: การอภิปราย, System Flow, Challenge, Application Card, การสาธิต</w:t>
-      </w:r>
-    </w:p>
-    <w:p>
-      <w:r>
-        <w:pict>
-          <v:rect style="width:0;height:1.5pt" o:hralign="center" o:hrstd="t" o:hr="t"/>
-        </w:pict>
-      </w:r>
-    </w:p>
-    <w:bookmarkEnd w:id="32"/>
-    <w:bookmarkStart w:id="33" w:name="X0c404947e5524a04a5928c1abe050f24f616921"/>
-    <w:p>
-      <w:pPr>
-        <w:pStyle w:val="Heading1"/>
-      </w:pPr>
-      <w:r>
-        <w:t xml:space="preserve">5. แบบประเมินคุณลักษณะ</w:t>
-      </w:r>
-    </w:p>
-    <w:p>
-      <w:pPr>
-        <w:pStyle w:val="FirstParagraph"/>
-      </w:pPr>
-      <w:r>
-        <w:t xml:space="preserve">ประเมินระดับ 1–4</w:t>
-      </w:r>
-    </w:p>
-    <w:p>
-      <w:pPr>
-        <w:numPr>
-          <w:ilvl w:val="0"/>
-          <w:numId w:val="1010"/>
-        </w:numPr>
-        <w:pStyle w:val="Compact"/>
-      </w:pPr>
-      <w:r>
-        <w:t xml:space="preserve">วินัย</w:t>
-      </w:r>
-    </w:p>
-    <w:p>
-      <w:pPr>
-        <w:numPr>
-          <w:ilvl w:val="0"/>
-          <w:numId w:val="1010"/>
-        </w:numPr>
-        <w:pStyle w:val="Compact"/>
-      </w:pPr>
-      <w:r>
-        <w:t xml:space="preserve">ใฝ่เรียนรู้</w:t>
-      </w:r>
-    </w:p>
-    <w:p>
-      <w:pPr>
-        <w:numPr>
-          <w:ilvl w:val="0"/>
-          <w:numId w:val="1010"/>
-        </w:numPr>
-        <w:pStyle w:val="Compact"/>
-      </w:pPr>
-      <w:r>
-        <w:t xml:space="preserve">มุ่งมั่นในการทำงาน</w:t>
-      </w:r>
-    </w:p>
-    <w:p>
-      <w:pPr>
-        <w:numPr>
-          <w:ilvl w:val="0"/>
-          <w:numId w:val="1010"/>
-        </w:numPr>
-        <w:pStyle w:val="Compact"/>
-      </w:pPr>
-      <w:r>
-        <w:t xml:space="preserve">ความรับผิดชอบ</w:t>
-      </w:r>
-    </w:p>
-    <w:p>
-      <w:pPr>
-        <w:numPr>
-          <w:ilvl w:val="0"/>
-          <w:numId w:val="1010"/>
-        </w:numPr>
-        <w:pStyle w:val="Compact"/>
-      </w:pPr>
-      <w:r>
-        <w:t xml:space="preserve">การยอมรับ/รับฟังผู้อื่น</w:t>
-      </w:r>
-    </w:p>
-    <w:p>
-      <w:pPr>
-        <w:numPr>
-          <w:ilvl w:val="0"/>
-          <w:numId w:val="1010"/>
-        </w:numPr>
-        <w:pStyle w:val="Compact"/>
-      </w:pPr>
-      <w:r>
-        <w:t xml:space="preserve">การใช้เทคโนโลยีอย่างเหมาะสม</w:t>
-      </w:r>
-    </w:p>
-    <w:p>
-      <w:r>
-        <w:pict>
-          <v:rect style="width:0;height:1.5pt" o:hralign="center" o:hrstd="t" o:hr="t"/>
-        </w:pict>
-      </w:r>
-    </w:p>
-    <w:bookmarkEnd w:id="33"/>
-    <w:bookmarkStart w:id="34" w:name="X5b378caa7ba40e294cd611411bde254809506cc"/>
-    <w:p>
-      <w:pPr>
-        <w:pStyle w:val="Heading1"/>
-      </w:pPr>
-      <w:r>
-        <w:t xml:space="preserve">6. แบบบันทึก Before / After Feedback</w:t>
-      </w:r>
-    </w:p>
-    <w:tbl>
-      <w:tblPr>
-        <w:tblStyle w:val="Table"/>
-        <w:tblW w:type="auto" w:w="0"/>
-        <w:tblLook w:firstRow="1" w:lastRow="0" w:firstColumn="0" w:lastColumn="0" w:noHBand="0" w:noVBand="0" w:val="0020"/>
-        <w:jc w:val="start"/>
-      </w:tblPr>
-      <w:tblGrid>
-        <w:gridCol w:w="1980"/>
-        <w:gridCol w:w="1980"/>
-        <w:gridCol w:w="1980"/>
-        <w:gridCol w:w="1980"/>
-      </w:tblGrid>
-      <w:tr>
-        <w:trPr>
-          <w:tblHeader w:val="true"/>
-        </w:trPr>
-        <w:tc>
-          <w:tcPr/>
-          <w:p>
-            <w:pPr>
-              <w:pStyle w:val="Compact"/>
-              <w:jc w:val="left"/>
-            </w:pPr>
-            <w:r>
-              <w:t xml:space="preserve">รายการ</w:t>
-            </w:r>
-          </w:p>
-        </w:tc>
-        <w:tc>
-          <w:tcPr/>
-          <w:p>
-            <w:pPr>
-              <w:pStyle w:val="Compact"/>
-              <w:jc w:val="left"/>
-            </w:pPr>
-            <w:r>
-              <w:t xml:space="preserve">Before</w:t>
-            </w:r>
-          </w:p>
-        </w:tc>
-        <w:tc>
-          <w:tcPr/>
-          <w:p>
-            <w:pPr>
-              <w:pStyle w:val="Compact"/>
-              <w:jc w:val="left"/>
-            </w:pPr>
-            <w:r>
-              <w:t xml:space="preserve">Feedback</w:t>
-            </w:r>
-          </w:p>
-        </w:tc>
-        <w:tc>
-          <w:tcPr/>
-          <w:p>
-            <w:pPr>
-              <w:pStyle w:val="Compact"/>
-              <w:jc w:val="left"/>
-            </w:pPr>
-            <w:r>
-              <w:t xml:space="preserve">After</w:t>
-            </w:r>
-          </w:p>
-        </w:tc>
-      </w:tr>
-      <w:tr>
-        <w:tc>
-          <w:tcPr/>
-          <w:p>
-            <w:pPr>
-              <w:pStyle w:val="Compact"/>
-              <w:jc w:val="left"/>
-            </w:pPr>
-            <w:r>
-              <w:t xml:space="preserve">สมมติฐาน</w:t>
-            </w:r>
-          </w:p>
-        </w:tc>
-        <w:tc>
-          <w:tcPr/>
-          <w:p>
-            <w:pPr>
-              <w:pStyle w:val="Compact"/>
-            </w:pPr>
-          </w:p>
-        </w:tc>
-        <w:tc>
-          <w:tcPr/>
-          <w:p>
-            <w:pPr>
-              <w:pStyle w:val="Compact"/>
-            </w:pPr>
-          </w:p>
-        </w:tc>
-        <w:tc>
-          <w:tcPr/>
-          <w:p>
-            <w:pPr>
-              <w:pStyle w:val="Compact"/>
-            </w:pPr>
-          </w:p>
-        </w:tc>
-      </w:tr>
-      <w:tr>
-        <w:tc>
-          <w:tcPr/>
-          <w:p>
-            <w:pPr>
-              <w:pStyle w:val="Compact"/>
-              <w:jc w:val="left"/>
-            </w:pPr>
-            <w:r>
-              <w:t xml:space="preserve">หลักฐาน</w:t>
-            </w:r>
-          </w:p>
-        </w:tc>
-        <w:tc>
-          <w:tcPr/>
-          <w:p>
-            <w:pPr>
-              <w:pStyle w:val="Compact"/>
-            </w:pPr>
-          </w:p>
-        </w:tc>
-        <w:tc>
-          <w:tcPr/>
-          <w:p>
-            <w:pPr>
-              <w:pStyle w:val="Compact"/>
-            </w:pPr>
-          </w:p>
-        </w:tc>
-        <w:tc>
-          <w:tcPr/>
-          <w:p>
-            <w:pPr>
-              <w:pStyle w:val="Compact"/>
-            </w:pPr>
-          </w:p>
-        </w:tc>
-      </w:tr>
-      <w:tr>
-        <w:tc>
-          <w:tcPr/>
-          <w:p>
-            <w:pPr>
-              <w:pStyle w:val="Compact"/>
-              <w:jc w:val="left"/>
-            </w:pPr>
-            <w:r>
-              <w:t xml:space="preserve">การทดสอบ</w:t>
-            </w:r>
-          </w:p>
-        </w:tc>
-        <w:tc>
-          <w:tcPr/>
-          <w:p>
-            <w:pPr>
-              <w:pStyle w:val="Compact"/>
-            </w:pPr>
-          </w:p>
-        </w:tc>
-        <w:tc>
-          <w:tcPr/>
-          <w:p>
-            <w:pPr>
-              <w:pStyle w:val="Compact"/>
-            </w:pPr>
-          </w:p>
-        </w:tc>
-        <w:tc>
-          <w:tcPr/>
-          <w:p>
-            <w:pPr>
-              <w:pStyle w:val="Compact"/>
-            </w:pPr>
-          </w:p>
-        </w:tc>
-      </w:tr>
-      <w:tr>
-        <w:tc>
-          <w:tcPr/>
-          <w:p>
-            <w:pPr>
-              <w:pStyle w:val="Compact"/>
-              <w:jc w:val="left"/>
-            </w:pPr>
-            <w:r>
-              <w:t xml:space="preserve">วิธีแก้</w:t>
-            </w:r>
-          </w:p>
-        </w:tc>
-        <w:tc>
-          <w:tcPr/>
-          <w:p>
-            <w:pPr>
-              <w:pStyle w:val="Compact"/>
-            </w:pPr>
-          </w:p>
-        </w:tc>
-        <w:tc>
-          <w:tcPr/>
-          <w:p>
-            <w:pPr>
-              <w:pStyle w:val="Compact"/>
-            </w:pPr>
-          </w:p>
-        </w:tc>
-        <w:tc>
-          <w:tcPr/>
-          <w:p>
-            <w:pPr>
-              <w:pStyle w:val="Compact"/>
-            </w:pPr>
-          </w:p>
-        </w:tc>
-      </w:tr>
-      <w:tr>
-        <w:tc>
-          <w:tcPr/>
-          <w:p>
-            <w:pPr>
-              <w:pStyle w:val="Compact"/>
-              <w:jc w:val="left"/>
-            </w:pPr>
-            <w:r>
-              <w:t xml:space="preserve">เหตุผล</w:t>
-            </w:r>
-          </w:p>
-        </w:tc>
-        <w:tc>
-          <w:tcPr/>
-          <w:p>
-            <w:pPr>
-              <w:pStyle w:val="Compact"/>
-            </w:pPr>
-          </w:p>
-        </w:tc>
-        <w:tc>
-          <w:tcPr/>
-          <w:p>
-            <w:pPr>
-              <w:pStyle w:val="Compact"/>
-            </w:pPr>
-          </w:p>
-        </w:tc>
-        <w:tc>
-          <w:tcPr/>
-          <w:p>
-            <w:pPr>
-              <w:pStyle w:val="Compact"/>
-            </w:pPr>
-          </w:p>
-        </w:tc>
-      </w:tr>
-    </w:tbl>
-    <w:p>
-      <w:pPr>
-        <w:pStyle w:val="BodyText"/>
-      </w:pPr>
-      <w:r>
-        <w:t xml:space="preserve">ส่วนนี้ใช้แสดงพัฒนาการกระบวนการคิด ไม่ใช้เฉพาะคะแนนปลายทาง</w:t>
-      </w:r>
-    </w:p>
-    <w:p>
-      <w:r>
-        <w:pict>
-          <v:rect style="width:0;height:1.5pt" o:hralign="center" o:hrstd="t" o:hr="t"/>
-        </w:pict>
-      </w:r>
-    </w:p>
-    <w:bookmarkEnd w:id="34"/>
-    <w:bookmarkStart w:id="35" w:name="Xdd3aab4465b2023cc2af917d000c5d91088e91c"/>
-    <w:p>
-      <w:pPr>
-        <w:pStyle w:val="Heading1"/>
-      </w:pPr>
-      <w:r>
-        <w:t xml:space="preserve">7. การใช้ Pre/Post</w:t>
-      </w:r>
-    </w:p>
-    <w:p>
-      <w:pPr>
-        <w:pStyle w:val="FirstParagraph"/>
-      </w:pPr>
-      <w:r>
-        <w:t xml:space="preserve">Pre-test และ Post-test มีอย่างละ 10 ข้อ เพื่อให้เปรียบเทียบเป็นสัดส่วนเดียวกัน</w:t>
+        <w:t xml:space="preserve">Pre-test และ Post-test อย่างละ 10 ข้อ</w:t>
       </w:r>
     </w:p>
     <w:p>
@@ -1625,7 +1500,7 @@
         <w:pStyle w:val="BodyText"/>
       </w:pPr>
       <w:r>
-        <w:t xml:space="preserve">ให้รายงานร่วมกับหลักฐานเชิงคุณภาพ เช่น Challenge Before/After Feedback และผลงานจริง</w:t>
+        <w:t xml:space="preserve">รายงานร่วมกับ Before/After Feedback, Mentimeter Evidence และผลงานจริง</w:t>
       </w:r>
     </w:p>
     <w:p>
@@ -1635,14 +1510,14 @@
         </w:pict>
       </w:r>
     </w:p>
-    <w:bookmarkEnd w:id="35"/>
-    <w:bookmarkStart w:id="36" w:name="Xb2fa9b567d6c295cd6679c8070bf68d90bd68a2"/>
+    <w:bookmarkEnd w:id="34"/>
+    <w:bookmarkStart w:id="35" w:name="X855925f02c666c165267949987102b8bb730c41"/>
     <w:p>
       <w:pPr>
         <w:pStyle w:val="Heading1"/>
       </w:pPr>
       <w:r>
-        <w:t xml:space="preserve">8. ระบบดิจิทัล</w:t>
+        <w:t xml:space="preserve">7. ระบบดิจิทัล</w:t>
       </w:r>
     </w:p>
     <w:p>
@@ -1650,19 +1525,37 @@
         <w:pStyle w:val="FirstParagraph"/>
       </w:pPr>
       <w:r>
-        <w:t xml:space="preserve">AI Hand Quest บันทึกชื่อ เลขที่ ห้อง กลุ่ม Pre Post ผ่าน/ไม่ผ่าน คะแนนเกม และวันเวลา ข้อมูลถูกส่งเข้า Teacher Dashboard อัตโนมัติ</w:t>
+        <w:t xml:space="preserve">AI Hand Quest ส่งผลเข้า Teacher Dashboard / Supabase อัตโนมัติ</w:t>
+      </w:r>
+      <w:r>
+        <w:br/>
+      </w:r>
+      <w:r>
+        <w:t xml:space="preserve">Mentimeter เก็บคำตอบเพื่อใช้ระหว่างเรียนและบันทึกเป็นภาพ/คลิปหลักฐาน</w:t>
       </w:r>
     </w:p>
     <w:p>
       <w:pPr>
         <w:pStyle w:val="BodyText"/>
       </w:pPr>
+      <w:r>
+        <w:t xml:space="preserve">ทั้งสองระบบเป็น</w:t>
+      </w:r>
+      <w:r>
+        <w:t xml:space="preserve"> </w:t>
+      </w:r>
       <w:r>
         <w:rPr>
           <w:bCs/>
           <w:b/>
         </w:rPr>
-        <w:t xml:space="preserve">ระบบฐานข้อมูลเป็นเครื่องมือเก็บหลักฐาน ไม่ใช่สาระการเรียนรู้</w:t>
+        <w:t xml:space="preserve">เครื่องมือสนับสนุน</w:t>
+      </w:r>
+      <w:r>
+        <w:t xml:space="preserve"> </w:t>
+      </w:r>
+      <w:r>
+        <w:t xml:space="preserve">ไม่ใช่สาระการเรียนรู้หลัก</w:t>
       </w:r>
     </w:p>
     <w:p>
@@ -1672,93 +1565,117 @@
         </w:pict>
       </w:r>
     </w:p>
+    <w:bookmarkEnd w:id="35"/>
+    <w:bookmarkStart w:id="36" w:name="Xb03d4174ee772bf27b5dee2ac67f73f7e7c8d3b"/>
+    <w:p>
+      <w:pPr>
+        <w:pStyle w:val="Heading1"/>
+      </w:pPr>
+      <w:r>
+        <w:t xml:space="preserve">8. การรายงานผล</w:t>
+      </w:r>
+    </w:p>
+    <w:p>
+      <w:pPr>
+        <w:pStyle w:val="FirstParagraph"/>
+      </w:pPr>
+      <w:r>
+        <w:t xml:space="preserve">แยกให้ชัด:</w:t>
+      </w:r>
+    </w:p>
+    <w:p>
+      <w:pPr>
+        <w:numPr>
+          <w:ilvl w:val="0"/>
+          <w:numId w:val="1012"/>
+        </w:numPr>
+        <w:pStyle w:val="Compact"/>
+      </w:pPr>
+      <w:r>
+        <w:t xml:space="preserve">เป้าหมาย</w:t>
+      </w:r>
+    </w:p>
+    <w:p>
+      <w:pPr>
+        <w:numPr>
+          <w:ilvl w:val="0"/>
+          <w:numId w:val="1012"/>
+        </w:numPr>
+        <w:pStyle w:val="Compact"/>
+      </w:pPr>
+      <w:r>
+        <w:t xml:space="preserve">ผลจริง</w:t>
+      </w:r>
+    </w:p>
+    <w:p>
+      <w:pPr>
+        <w:numPr>
+          <w:ilvl w:val="0"/>
+          <w:numId w:val="1012"/>
+        </w:numPr>
+        <w:pStyle w:val="Compact"/>
+      </w:pPr>
+      <w:r>
+        <w:t xml:space="preserve">หลักฐาน</w:t>
+      </w:r>
+    </w:p>
+    <w:p>
+      <w:pPr>
+        <w:numPr>
+          <w:ilvl w:val="0"/>
+          <w:numId w:val="1012"/>
+        </w:numPr>
+        <w:pStyle w:val="Compact"/>
+      </w:pPr>
+      <w:r>
+        <w:t xml:space="preserve">Misconception ที่ตรวจพบจาก Mentimeter</w:t>
+      </w:r>
+    </w:p>
+    <w:p>
+      <w:pPr>
+        <w:numPr>
+          <w:ilvl w:val="0"/>
+          <w:numId w:val="1012"/>
+        </w:numPr>
+        <w:pStyle w:val="Compact"/>
+      </w:pPr>
+      <w:r>
+        <w:t xml:space="preserve">Feedback ที่ครูใช้</w:t>
+      </w:r>
+    </w:p>
+    <w:p>
+      <w:pPr>
+        <w:numPr>
+          <w:ilvl w:val="0"/>
+          <w:numId w:val="1012"/>
+        </w:numPr>
+        <w:pStyle w:val="Compact"/>
+      </w:pPr>
+      <w:r>
+        <w:t xml:space="preserve">พัฒนาการหลัง Feedback</w:t>
+      </w:r>
+    </w:p>
+    <w:p>
+      <w:pPr>
+        <w:numPr>
+          <w:ilvl w:val="0"/>
+          <w:numId w:val="1012"/>
+        </w:numPr>
+        <w:pStyle w:val="Compact"/>
+      </w:pPr>
+      <w:r>
+        <w:t xml:space="preserve">สิ่งที่จะปรับครั้งต่อไป</w:t>
+      </w:r>
+    </w:p>
+    <w:p>
+      <w:pPr>
+        <w:pStyle w:val="FirstParagraph"/>
+      </w:pPr>
+      <w:r>
+        <w:t xml:space="preserve">ห้ามเติมจำนวนผู้ผ่าน ค่าเฉลี่ย หรือพัฒนาการก่อนมีข้อมูลจริง</w:t>
+      </w:r>
+    </w:p>
     <w:bookmarkEnd w:id="36"/>
-    <w:bookmarkStart w:id="37" w:name="Xc1581be30ea5731cbdfca7135ead8c37dc6cc2e"/>
-    <w:p>
-      <w:pPr>
-        <w:pStyle w:val="Heading1"/>
-      </w:pPr>
-      <w:r>
-        <w:t xml:space="preserve">9. การรายงานผล</w:t>
-      </w:r>
-    </w:p>
-    <w:p>
-      <w:pPr>
-        <w:pStyle w:val="FirstParagraph"/>
-      </w:pPr>
-      <w:r>
-        <w:t xml:space="preserve">รายงานเฉพาะข้อมูลที่เกิดขึ้นจริง ห้ามเติมจำนวนผู้ผ่าน ค่าเฉลี่ย หรือพัฒนาการล่วงหน้าก่อนมีข้อมูลจริง</w:t>
-      </w:r>
-    </w:p>
-    <w:p>
-      <w:pPr>
-        <w:pStyle w:val="BodyText"/>
-      </w:pPr>
-      <w:r>
-        <w:t xml:space="preserve">รายงานควรแยก</w:t>
-      </w:r>
-    </w:p>
-    <w:p>
-      <w:pPr>
-        <w:numPr>
-          <w:ilvl w:val="0"/>
-          <w:numId w:val="1011"/>
-        </w:numPr>
-        <w:pStyle w:val="Compact"/>
-      </w:pPr>
-      <w:r>
-        <w:t xml:space="preserve">เป้าหมาย</w:t>
-      </w:r>
-    </w:p>
-    <w:p>
-      <w:pPr>
-        <w:numPr>
-          <w:ilvl w:val="0"/>
-          <w:numId w:val="1011"/>
-        </w:numPr>
-        <w:pStyle w:val="Compact"/>
-      </w:pPr>
-      <w:r>
-        <w:t xml:space="preserve">ผลจริง</w:t>
-      </w:r>
-    </w:p>
-    <w:p>
-      <w:pPr>
-        <w:numPr>
-          <w:ilvl w:val="0"/>
-          <w:numId w:val="1011"/>
-        </w:numPr>
-        <w:pStyle w:val="Compact"/>
-      </w:pPr>
-      <w:r>
-        <w:t xml:space="preserve">หลักฐาน</w:t>
-      </w:r>
-    </w:p>
-    <w:p>
-      <w:pPr>
-        <w:numPr>
-          <w:ilvl w:val="0"/>
-          <w:numId w:val="1011"/>
-        </w:numPr>
-        <w:pStyle w:val="Compact"/>
-      </w:pPr>
-      <w:r>
-        <w:t xml:space="preserve">ประเด็นที่ต้องปรับปรุง</w:t>
-      </w:r>
-    </w:p>
-    <w:p>
-      <w:pPr>
-        <w:numPr>
-          <w:ilvl w:val="0"/>
-          <w:numId w:val="1011"/>
-        </w:numPr>
-        <w:pStyle w:val="Compact"/>
-      </w:pPr>
-      <w:r>
-        <w:t xml:space="preserve">แนวทางพัฒนาครั้งต่อไป</w:t>
-      </w:r>
-    </w:p>
-    <w:bookmarkEnd w:id="37"/>
     <w:sectPr/>
   </w:body>
 </w:document>
@@ -2084,36 +2001,12 @@
     </w:lvlOverride>
   </w:num>
   <w:num w:numId="1010">
-    <w:abstractNumId w:val="99411"/>
-    <w:lvlOverride w:ilvl="0">
-      <w:startOverride w:val="1"/>
-    </w:lvlOverride>
-    <w:lvlOverride w:ilvl="1">
-      <w:startOverride w:val="1"/>
-    </w:lvlOverride>
-    <w:lvlOverride w:ilvl="2">
-      <w:startOverride w:val="1"/>
-    </w:lvlOverride>
-    <w:lvlOverride w:ilvl="3">
-      <w:startOverride w:val="1"/>
-    </w:lvlOverride>
-    <w:lvlOverride w:ilvl="4">
-      <w:startOverride w:val="1"/>
-    </w:lvlOverride>
-    <w:lvlOverride w:ilvl="5">
-      <w:startOverride w:val="1"/>
-    </w:lvlOverride>
-    <w:lvlOverride w:ilvl="6">
-      <w:startOverride w:val="1"/>
-    </w:lvlOverride>
-    <w:lvlOverride w:ilvl="7">
-      <w:startOverride w:val="1"/>
-    </w:lvlOverride>
-    <w:lvlOverride w:ilvl="8">
-      <w:startOverride w:val="1"/>
-    </w:lvlOverride>
+    <w:abstractNumId w:val="991"/>
   </w:num>
   <w:num w:numId="1011">
+    <w:abstractNumId w:val="991"/>
+  </w:num>
+  <w:num w:numId="1012">
     <w:abstractNumId w:val="991"/>
   </w:num>
 </w:numbering>
